--- a/DOCS/Discovery & Analysis.docx
+++ b/DOCS/Discovery & Analysis.docx
@@ -750,7 +750,7 @@
       </w:pPr>
       <w:sdt>
         <w:sdtPr>
-          <w:id w:val="-882352315"/>
+          <w:id w:val="1564106629"/>
           <w:tag w:val="goog_rdk_0"/>
         </w:sdtPr>
         <w:sdtContent>
@@ -2151,7 +2151,7 @@
           <w:highlight w:val="white"/>
           <w:rtl w:val="0"/>
         </w:rPr>
-        <w:t xml:space="preserve">Spark expects a consist\tent schema to build a data frame hence if we try to load all the files together it won't be possible. Without a conformed data dictionary it is not possible to create a final table as if there is a slight column change it will fail or corrupt data.</w:t>
+        <w:t xml:space="preserve">Spark expects a consistent schema to build a data frame hence if we try to load all the files together it won't be possible. Without a conformed data dictionary it is not possible to create a final table as if there is a slight column change it will fail or corrupt data.</w:t>
       </w:r>
     </w:p>
     <w:p>
@@ -3116,7 +3116,7 @@
       </w:pPr>
       <w:sdt>
         <w:sdtPr>
-          <w:id w:val="-2046865444"/>
+          <w:id w:val="71045563"/>
           <w:tag w:val="goog_rdk_1"/>
         </w:sdtPr>
         <w:sdtContent>
@@ -3167,7 +3167,7 @@
       </w:pPr>
       <w:sdt>
         <w:sdtPr>
-          <w:id w:val="941564267"/>
+          <w:id w:val="-462460763"/>
           <w:tag w:val="goog_rdk_2"/>
         </w:sdtPr>
         <w:sdtContent>
@@ -3198,7 +3198,7 @@
       </w:pPr>
       <w:sdt>
         <w:sdtPr>
-          <w:id w:val="13447494"/>
+          <w:id w:val="-652424531"/>
           <w:tag w:val="goog_rdk_3"/>
         </w:sdtPr>
         <w:sdtContent>
@@ -3228,7 +3228,7 @@
       </w:pPr>
       <w:sdt>
         <w:sdtPr>
-          <w:id w:val="-2041366564"/>
+          <w:id w:val="2004165099"/>
           <w:tag w:val="goog_rdk_4"/>
         </w:sdtPr>
         <w:sdtContent>
@@ -3817,7 +3817,7 @@
       </w:pPr>
       <w:sdt>
         <w:sdtPr>
-          <w:id w:val="1398262032"/>
+          <w:id w:val="-1546589589"/>
           <w:tag w:val="goog_rdk_5"/>
         </w:sdtPr>
         <w:sdtContent>
@@ -4134,6 +4134,7 @@
         <w:rPr>
           <w:rFonts w:ascii="Times New Roman" w:cs="Times New Roman" w:eastAsia="Times New Roman" w:hAnsi="Times New Roman"/>
           <w:i w:val="1"/>
+          <w:iCs w:val="1"/>
           <w:highlight w:val="white"/>
           <w:rtl w:val="0"/>
         </w:rPr>
@@ -4151,6 +4152,7 @@
         <w:rPr>
           <w:rFonts w:ascii="Times New Roman" w:cs="Times New Roman" w:eastAsia="Times New Roman" w:hAnsi="Times New Roman"/>
           <w:i w:val="1"/>
+          <w:iCs w:val="1"/>
           <w:highlight w:val="white"/>
           <w:rtl w:val="0"/>
         </w:rPr>
@@ -4582,7 +4584,7 @@
       </w:pPr>
       <w:sdt>
         <w:sdtPr>
-          <w:id w:val="1543239871"/>
+          <w:id w:val="-1886423424"/>
           <w:tag w:val="goog_rdk_6"/>
         </w:sdtPr>
         <w:sdtContent>
@@ -4613,7 +4615,7 @@
       </w:pPr>
       <w:sdt>
         <w:sdtPr>
-          <w:id w:val="-1205833329"/>
+          <w:id w:val="333076682"/>
           <w:tag w:val="goog_rdk_7"/>
         </w:sdtPr>
         <w:sdtContent>
@@ -4643,7 +4645,7 @@
       </w:pPr>
       <w:sdt>
         <w:sdtPr>
-          <w:id w:val="-1068288067"/>
+          <w:id w:val="-619003349"/>
           <w:tag w:val="goog_rdk_8"/>
         </w:sdtPr>
         <w:sdtContent>
@@ -5695,7 +5697,7 @@
       </w:pPr>
       <w:sdt>
         <w:sdtPr>
-          <w:id w:val="1854497591"/>
+          <w:id w:val="-1541877306"/>
           <w:tag w:val="goog_rdk_9"/>
         </w:sdtPr>
         <w:sdtContent>
@@ -6179,7 +6181,7 @@
       </w:pPr>
       <w:sdt>
         <w:sdtPr>
-          <w:id w:val="1575856011"/>
+          <w:id w:val="1491651014"/>
           <w:tag w:val="goog_rdk_10"/>
         </w:sdtPr>
         <w:sdtContent>
@@ -6920,7 +6922,7 @@
       </w:pPr>
       <w:sdt>
         <w:sdtPr>
-          <w:id w:val="-1909035885"/>
+          <w:id w:val="2100720225"/>
           <w:tag w:val="goog_rdk_11"/>
         </w:sdtPr>
         <w:sdtContent>
@@ -23345,6 +23347,7 @@
     </w:pPr>
     <w:rPr>
       <w:b w:val="0"/>
+      <w:bCs w:val="0"/>
       <w:sz w:val="32"/>
       <w:szCs w:val="32"/>
     </w:rPr>
@@ -23361,6 +23364,7 @@
     </w:pPr>
     <w:rPr>
       <w:b w:val="0"/>
+      <w:bCs w:val="0"/>
       <w:color w:val="434343"/>
       <w:sz w:val="28"/>
       <w:szCs w:val="28"/>
@@ -23410,6 +23414,7 @@
     </w:pPr>
     <w:rPr>
       <w:i w:val="1"/>
+      <w:iCs w:val="1"/>
       <w:color w:val="666666"/>
       <w:sz w:val="22"/>
       <w:szCs w:val="22"/>
@@ -23457,6 +23462,7 @@
     <w:rPr>
       <w:rFonts w:ascii="Arial" w:cs="Arial" w:eastAsia="Arial" w:hAnsi="Arial"/>
       <w:i w:val="0"/>
+      <w:iCs w:val="0"/>
       <w:color w:val="666666"/>
       <w:sz w:val="30"/>
       <w:szCs w:val="30"/>
